--- a/portal_materials/DEF-039_lefedettsegpotlo_akciok_szakmai_es_hatarido_jovahagyasa.docx
+++ b/portal_materials/DEF-039_lefedettsegpotlo_akciok_szakmai_es_hatarido_jovahagyasa.docx
@@ -248,7 +248,7 @@
                 <w:color w:val="000000"/>
                 <w:sz w:val="22"/>
               </w:rPr>
-              <w:t>A-043–A-127; data/action_execution_details.csv; COVERAGE_MATURATION_REVIEW_2026-08-19.md</w:t>
+              <w:t>A-043–A-127; data/action_execution_details.csv; COVERAGE_MATURATION_REVIEW_2026-08-19.md; ACTION_SCHEDULE_2026-08-19.md</w:t>
             </w:r>
           </w:p>
         </w:tc>
@@ -362,7 +362,7 @@
     </w:p>
     <w:p>
       <w:r>
-        <w:t>A feladathoz szükséges emberi vizsgálat, kapudöntés, mellékletek és jóváhagyási nyom egységes rögzítése. Elkészítendő eredmény: A 85 tétel forrásoldalas G1 szakmai review-ja; a TBD belső kontrollgazdák név szerinti kijelölése; az SRC-009 támpontok alkalmazhatósági döntése; a javasolt 2026-09-11-i G1 review és 2027-01-31/2027-04-30/2027-06-30 teljesítési hullámok G2/G4 jóváhagyása; az 52 technikai tétel G3 review-ja; helyi evidenciajelöltek regisztrálása, védett URI/SHA-256 és reviewer-döntés; akciónként tényleges végrehajtás és elfogadott evidencia.</w:t>
+        <w:t>A feladathoz szükséges emberi vizsgálat, kapudöntés, mellékletek és jóváhagyási nyom egységes rögzítése. Elkészítendő eredmény: A 85 tétel forrásoldalas G1 szakmai review-ja; a TBD belső kontrollgazdák név szerinti kijelölése; az SRC-009 támpontok alkalmazhatósági döntése; a teljes cselekvési terv G4 jóváhagyása; az 52 technikai tétel G3 review-ja; helyi evidenciajelöltek regisztrálása, védett URI/SHA-256 és reviewer-döntés; akciónként tényleges végrehajtás és elfogadott evidencia.</w:t>
       </w:r>
     </w:p>
     <w:p>
@@ -375,7 +375,7 @@
     </w:p>
     <w:p>
       <w:r>
-        <w:t>Mind a 85 lefedettségpótló akcióhoz elkészült a kontrollspecifikus végrehajtási checklist, mérhető elfogadási feltétel, evidenciaelvárás, javasolt kontrollgazda/közreműködő és proposal-only ütemezés. A kanonikus céldátumok és jóváhagyási státuszok nem változtak.</w:t>
+        <w:t>Mind a 85 lefedettségpótló akcióhoz elkészült a kontrollspecifikus végrehajtási checklist, mérhető elfogadási feltétel és evidenciaelvárás. A D-035 szerint mind a 127 akcióhoz rögzített belső céldátum tartozik; a legkésőbbi operatív dátum 2027-07-30.</w:t>
       </w:r>
     </w:p>
     <w:p>
@@ -388,7 +388,7 @@
     </w:p>
     <w:p>
       <w:r>
-        <w:t>A cselekvési terv végleges aláírása, a javasolt dátumok kanonikus átvezetése, bármely éles változtatás vagy az A-043–A-127 akciók DONE állapota előtt.</w:t>
+        <w:t>A cselekvési terv végleges aláírása, bármely éles változtatás vagy az A-043–A-127 akciók DONE állapota előtt.</w:t>
       </w:r>
     </w:p>
     <w:p>
@@ -784,7 +784,7 @@
                 <w:color w:val="000000"/>
                 <w:sz w:val="22"/>
               </w:rPr>
-              <w:t>a javasolt 2026-09-11-i G1 review és 2027-01-31/2027-04-30/2027-06-30 teljesítési hullámok G2/G4 jóváhagyása</w:t>
+              <w:t>a teljes cselekvési terv G4 jóváhagyása</w:t>
             </w:r>
           </w:p>
         </w:tc>
